--- a/backend/modelos/vladmir/modelo_contrato_vladmir.docx
+++ b/backend/modelos/vladmir/modelo_contrato_vladmir.docx
@@ -1011,7 +1011,7 @@
       <w:r>
         <w:rPr>
           <w:rFonts w:ascii="Arial" w:hAnsi="Arial"/>
-          <w:color w:val="FFFFFF" w:themeColor="background1"/>
+          <w:color w:val="FFFFFF"/>
           <w:lang w:val="pt-PT"/>
         </w:rPr>
         <w:t>&lt;&lt;assinatura_cliente&gt;&gt;</w:t>
